--- a/Meeting_Minutes/Week 3_ 16_08 Sunday.docx
+++ b/Meeting_Minutes/Week 3_ 16_08 Sunday.docx
@@ -14,42 +14,6 @@
           <w:rtl w:val="0"/>
         </w:rPr>
         <w:t xml:space="preserve">Agenda</w:t>
-      </w:r>
-    </w:p>
-    <w:p>
-      <w:pPr>
-        <w:numPr>
-          <w:ilvl w:val="0"/>
-          <w:numId w:val="1"/>
-        </w:numPr>
-        <w:ind w:left="720" w:hanging="360"/>
-        <w:rPr>
-          <w:u w:val="none"/>
-        </w:rPr>
-      </w:pPr>
-      <w:r>
-        <w:rPr>
-          <w:rtl w:val="0"/>
-        </w:rPr>
-        <w:t xml:space="preserve">Bianca greatly details how she clogged a toilet and the series of unfortunate events that followed</w:t>
-      </w:r>
-    </w:p>
-    <w:p>
-      <w:pPr>
-        <w:numPr>
-          <w:ilvl w:val="0"/>
-          <w:numId w:val="1"/>
-        </w:numPr>
-        <w:ind w:left="720" w:hanging="360"/>
-        <w:rPr>
-          <w:u w:val="none"/>
-        </w:rPr>
-      </w:pPr>
-      <w:r>
-        <w:rPr>
-          <w:rtl w:val="0"/>
-        </w:rPr>
-        <w:t xml:space="preserve">Who wrote that? 🙄</w:t>
       </w:r>
     </w:p>
     <w:p>
